--- a/examples/custom/doc/30-custom-clustering.docx
+++ b/examples/custom/doc/30-custom-clustering.docx
@@ -2388,60 +2388,6 @@
           <w:rStyle w:val="VerbatimChar"/>
         </w:rPr>
         <w:t xml:space="preserve">## [1] 1.584963</w:t>
-      </w:r>
-      <w:r>
-        <w:br/>
-      </w:r>
-      <w:r>
-        <w:rPr>
-          <w:rStyle w:val="VerbatimChar"/>
-        </w:rPr>
-        <w:t xml:space="preserve">## </w:t>
-      </w:r>
-      <w:r>
-        <w:br/>
-      </w:r>
-      <w:r>
-        <w:rPr>
-          <w:rStyle w:val="VerbatimChar"/>
-        </w:rPr>
-        <w:t xml:space="preserve">## $metrics</w:t>
-      </w:r>
-      <w:r>
-        <w:br/>
-      </w:r>
-      <w:r>
-        <w:rPr>
-          <w:rStyle w:val="VerbatimChar"/>
-        </w:rPr>
-        <w:t xml:space="preserve">##           metric     value     goal     type</w:t>
-      </w:r>
-      <w:r>
-        <w:br/>
-      </w:r>
-      <w:r>
-        <w:rPr>
-          <w:rStyle w:val="VerbatimChar"/>
-        </w:rPr>
-        <w:t xml:space="preserve">## 1     silhouette 0.5030502 maximize internal</w:t>
-      </w:r>
-      <w:r>
-        <w:br/>
-      </w:r>
-      <w:r>
-        <w:rPr>
-          <w:rStyle w:val="VerbatimChar"/>
-        </w:rPr>
-        <w:t xml:space="preserve">## 2 davies_bouldin 0.6826395 minimize internal</w:t>
-      </w:r>
-      <w:r>
-        <w:br/>
-      </w:r>
-      <w:r>
-        <w:rPr>
-          <w:rStyle w:val="VerbatimChar"/>
-        </w:rPr>
-        <w:t xml:space="preserve">## 3        entropy 0.5422445 minimize external</w:t>
       </w:r>
     </w:p>
     <w:p>

--- a/examples/custom/doc/30-custom-clustering.docx
+++ b/examples/custom/doc/30-custom-clustering.docx
@@ -2388,6 +2388,60 @@
           <w:rStyle w:val="VerbatimChar"/>
         </w:rPr>
         <w:t xml:space="preserve">## [1] 1.584963</w:t>
+      </w:r>
+      <w:r>
+        <w:br/>
+      </w:r>
+      <w:r>
+        <w:rPr>
+          <w:rStyle w:val="VerbatimChar"/>
+        </w:rPr>
+        <w:t xml:space="preserve">## </w:t>
+      </w:r>
+      <w:r>
+        <w:br/>
+      </w:r>
+      <w:r>
+        <w:rPr>
+          <w:rStyle w:val="VerbatimChar"/>
+        </w:rPr>
+        <w:t xml:space="preserve">## $metrics</w:t>
+      </w:r>
+      <w:r>
+        <w:br/>
+      </w:r>
+      <w:r>
+        <w:rPr>
+          <w:rStyle w:val="VerbatimChar"/>
+        </w:rPr>
+        <w:t xml:space="preserve">##           metric     value     goal     type</w:t>
+      </w:r>
+      <w:r>
+        <w:br/>
+      </w:r>
+      <w:r>
+        <w:rPr>
+          <w:rStyle w:val="VerbatimChar"/>
+        </w:rPr>
+        <w:t xml:space="preserve">## 1     silhouette 0.5030502 maximize internal</w:t>
+      </w:r>
+      <w:r>
+        <w:br/>
+      </w:r>
+      <w:r>
+        <w:rPr>
+          <w:rStyle w:val="VerbatimChar"/>
+        </w:rPr>
+        <w:t xml:space="preserve">## 2 davies_bouldin 0.6826395 minimize internal</w:t>
+      </w:r>
+      <w:r>
+        <w:br/>
+      </w:r>
+      <w:r>
+        <w:rPr>
+          <w:rStyle w:val="VerbatimChar"/>
+        </w:rPr>
+        <w:t xml:space="preserve">## 3        entropy 0.5422445 minimize external</w:t>
       </w:r>
     </w:p>
     <w:p>
